--- a/Warehouse-Inventory.docx
+++ b/Warehouse-Inventory.docx
@@ -38,7 +38,7 @@
           <w:sz w:val="28"/>
           <w:szCs w:val="28"/>
         </w:rPr>
-        <w:t>Trong ngành logistics thực phẩm, một lượng lớn hàng hóa (hải sản, thịt đông lạnh, sản phẩm chế biến sẵn...) bắt buộc phải được lưu trữ và vận chuyển trong dải nhiệt độ nghiêm ngặt suốt toàn bộ chuỗi cung ứng — từ nguyên liệu đầu vào của nhà cung cấp, qua quá trình sản xuất/đóng gói, đến khi hàng thành phẩm được giao tới khách hàng. Nếu nhiệt độ bị phá vỡ ở bất kỳ khâu nào, hàng hóa hư hỏng và gây thiệt hại tài chính lớn, đồng thời tiềm ẩn rủi ro an toàn thực phẩm.</w:t>
+        <w:t>Trong ngành logistics hải sản, một lượng lớn hàng hóa hải sản (cá tươi, tôm, mực, cua, sò và các sản phẩm hải sản chế biến...) bắt buộc phải được lưu trữ và vận chuyển trong dải nhiệt độ nghiêm ngặt suốt toàn bộ chuỗi cung ứng lạnh — từ nguyên liệu đầu vào của nhà cung cấp, qua quá trình sơ chế/đóng gói, đến khi hàng thành phẩm được giao tới khách hàng. Nếu nhiệt độ bị phá vỡ ở bất kỳ khâu nào, hải sản hư hỏng nhanh chóng và gây thiệt hại tài chính lớn, đồng thời tiềm ẩn rủi ro an toàn thực phẩm nghiêm trọng.</w:t>
       </w:r>
     </w:p>
     <w:p>
@@ -56,7 +56,7 @@
           <w:sz w:val="28"/>
           <w:szCs w:val="28"/>
         </w:rPr>
-        <w:t>Dự án này xây dựng một hệ thống cơ sở dữ liệu quản lý mạng lưới kho lạnh và chuỗi cung ứng cho một doanh nghiệp vận hành nhiều kho lạnh (Warehouse) tại nhiều địa điểm. Mỗi kho lưu trữ hai nhóm sản phẩm: nguyên liệu thô cần bảo quản lạnh (Raw_Material) nhập từ nhà cung cấp (Supplier), và sản phẩm hoàn chỉnh (Finished_Good) sẵn sàng giao cho khách hàng. Hệ thống phải theo dõi chính xác tồn kho theo từng lô hàng (Inventory), tự động cảnh báo khi số lượng xuống dưới mức tồn tối thiểu (reorder level), quản lý đơn đặt hàng (Purchase_Order) và quá trình vận chuyển (Shipment) do nhân viên (Employee) thực hiện.</w:t>
+        <w:t>Dự án này xây dựng một hệ thống cơ sở dữ liệu quản lý mạng lưới kho lạnh chứa hải sản và chuỗi cung ứng lạnh cho một doanh nghiệp vận hành nhiều kho lạnh hải sản (Warehouse) tại nhiều địa điểm. Mỗi kho chuyên lưu trữ hai nhóm sản phẩm hải sản: nguyên liệu thô hải sản cần bảo quản lạnh (Raw_Material) nhập từ nhà cung cấp (Supplier), và sản phẩm hải sản hoàn chỉnh (Finished_Good) sẵn sàng giao cho khách hàng. Hệ thống phải theo dõi chính xác tồn kho theo từng lô hàng hải sản (Inventory), tự động cảnh báo khi số lượng xuống dưới mức tồn tối thiểu (reorder level), quản lý đơn đặt hàng (Purchase_Order) và quá trình vận chuyển (Shipment) do nhân viên (Employee) thực hiện.</w:t>
       </w:r>
     </w:p>
     <w:p>
@@ -74,7 +74,7 @@
           <w:sz w:val="28"/>
           <w:szCs w:val="28"/>
         </w:rPr>
-        <w:t>Mục tiêu của hệ thống là đảm bảo dữ liệu tồn kho luôn chính xác theo thời gian thực, ngăn chặn việc xuất kho vượt số lượng thực có, hỗ trợ truy xuất nguồn gốc lô hàng, và cung cấp dữ liệu đủ tin cậy để ra quyết định nhập/xuất hàng kịp thời trước khi hàng hết hạn.</w:t>
+        <w:t>Mục tiêu của hệ thống là đảm bảo dữ liệu tồn kho hải sản luôn chính xác theo thời gian thực, ngăn chặn việc xuất kho vượt số lượng thực có, hỗ trợ truy xuất nguồn gốc lô hàng hải sản, và cung cấp dữ liệu đủ tin cậy để ra quyết định nhập/xuất hàng kịp thời trước khi hải sản hết hạn sử dụng.</w:t>
       </w:r>
     </w:p>
     <w:p>
@@ -111,7 +111,7 @@
           <w:sz w:val="28"/>
           <w:szCs w:val="28"/>
         </w:rPr>
-        <w:t>2.1. Nhóm A – Warehouse (Kho lạnh)</w:t>
+        <w:t>2.1. Nhóm A – Warehouse (Kho lạnh hải sản)</w:t>
       </w:r>
     </w:p>
     <w:p>
@@ -127,7 +127,7 @@
           <w:sz w:val="28"/>
           <w:szCs w:val="28"/>
         </w:rPr>
-        <w:t>Định nghĩa: Warehouse là đơn vị lưu trữ vật lý chuyên dụng cho hàng hóa cần bảo quản lạnh. Hệ thống chỉ quản lý hai loại kho: Cold (kho mát, thường 0°C đến 4°C) và Frozen (kho đông, thường ≤ –18°C). Mọi giao dịch nhập – xuất đều gắn với một kho cụ thể.</w:t>
+        <w:t>Định nghĩa: Warehouse là đơn vị lưu trữ vật lý chuyên dụng cho hải sản cần bảo quản lạnh. Hệ thống chỉ quản lý hai loại kho lạnh hải sản: Cold (kho mát, thường 0°C đến 4°C – phù hợp cá tươi, tôm sống) và Frozen (kho đông, thường ≤ –18°C – phù hợp hải sản đông lạnh). Mọi giao dịch nhập – xuất hải sản đều gắn với một kho cụ thể.</w:t>
       </w:r>
     </w:p>
     <w:tbl>
@@ -1046,7 +1046,7 @@
                 <w:sz w:val="28"/>
                 <w:szCs w:val="28"/>
               </w:rPr>
-              <w:t>Sản phẩm có requires_cold_chain = TRUE chỉ được phép lưu tại kho có warehouse_type là Cold hoặc Frozen (toàn bộ kho trong hệ thống đều thỏa).</w:t>
+              <w:t>Sản phẩm hải sản có requires_cold_chain = TRUE chỉ được phép lưu tại kho có warehouse_type là Cold hoặc Frozen (toàn bộ kho trong hệ thống đều thỏa).</w:t>
             </w:r>
           </w:p>
         </w:tc>
@@ -1246,7 +1246,7 @@
                 <w:sz w:val="28"/>
                 <w:szCs w:val="28"/>
               </w:rPr>
-              <w:t>Một kho có thể lưu nhiều sản phẩm; một sản phẩm có thể được lưu đồng thời ở nhiều kho lạnh khác nhau.</w:t>
+              <w:t>Một kho có thể lưu nhiều sản phẩm hải sản; một sản phẩm hải sản có thể được lưu đồng thời ở nhiều kho lạnh hải sản khác nhau.</w:t>
             </w:r>
           </w:p>
         </w:tc>
@@ -1300,7 +1300,7 @@
           <w:sz w:val="28"/>
           <w:szCs w:val="28"/>
         </w:rPr>
-        <w:t>2.2. Nhóm C – Inventory (Tồn kho tại kho lạnh)</w:t>
+        <w:t>2.2. Nhóm C – Inventory (Tồn kho hải sản tại kho lạnh)</w:t>
       </w:r>
     </w:p>
     <w:p>
@@ -1316,7 +1316,7 @@
           <w:sz w:val="28"/>
           <w:szCs w:val="28"/>
         </w:rPr>
-        <w:t>Định nghĩa: Inventory là số lượng hiện có của một sản phẩm tại một kho lạnh cụ thể. Đây là thực thể kết hợp hiện thực hóa quan hệ N:M giữa Warehouse và Product. Mọi thay đổi số lượng đều phải đảm bảo hàng vẫn được bảo quản đúng điều kiện lạnh.</w:t>
+        <w:t>Định nghĩa: Inventory là số lượng hiện có của một sản phẩm hải sản tại một kho lạnh hải sản cụ thể. Đây là thực thể kết hợp hiện thực hóa quan hệ N:M giữa Warehouse và FINISHED_GOOD. Mọi thay đổi số lượng đều phải đảm bảo hải sản vẫn được bảo quản đúng điều kiện lạnh.</w:t>
       </w:r>
     </w:p>
     <w:tbl>
@@ -1517,7 +1517,7 @@
                 <w:sz w:val="28"/>
                 <w:szCs w:val="28"/>
               </w:rPr>
-              <w:t>Mỗi bản ghi tồn kho thuộc đúng một kho và đúng một sản phẩm. Cặp (warehouse_id, product_id) là duy nhất trong toàn hệ thống.</w:t>
+              <w:t>Mỗi bản ghi tồn kho thuộc đúng một kho và đúng một sản phẩm. Cặp (warehouse_id, finished_good_id) là duy nhất trong toàn hệ thống.</w:t>
             </w:r>
           </w:p>
         </w:tc>
@@ -2423,7 +2423,7 @@
           <w:sz w:val="28"/>
           <w:szCs w:val="28"/>
         </w:rPr>
-        <w:t>Mô tả: Đại diện cho một kho lạnh (Cold hoặc Frozen) trong mạng lưới. Mỗi kho có thông tin địa lý, sức chứa thể tích, nhiệt độ bảo quản bắt buộc và trạng thái hoạt động.</w:t>
+        <w:t>Mô tả: Đại diện cho một kho lạnh hải sản (Cold hoặc Frozen) trong mạng lưới. Mỗi kho có thông tin địa lý, sức chứa thể tích, nhiệt độ bảo quản bắt buộc và trạng thái hoạt động.</w:t>
       </w:r>
     </w:p>
     <w:tbl>
@@ -2677,7 +2677,7 @@
               <w:pStyle w:val="NormalWeb"/>
             </w:pPr>
             <w:r>
-              <w:t>Tên kho lạnh (BR-WH-02)</w:t>
+              <w:t>Tên kho lạnh hải sản (BR-WH-02)</w:t>
             </w:r>
           </w:p>
         </w:tc>
@@ -3721,7 +3721,7 @@
           <w:sz w:val="28"/>
           <w:szCs w:val="28"/>
         </w:rPr>
-        <w:t>Mô tả: Phản ánh số lượng một sản phẩm đang lưu tại một kho lạnh. Mỗi bản ghi gắn với đúng một Warehouse và đúng một Product.</w:t>
+        <w:t>Mô tả: Phản ánh số lượng một sản phẩm hải sản đang lưu tại một kho lạnh hải sản. Mỗi bản ghi gắn với đúng một Warehouse và đúng một FINISHED_GOOD.</w:t>
       </w:r>
     </w:p>
     <w:tbl>
@@ -3965,10 +3965,7 @@
               </w:rPr>
             </w:pPr>
             <w:r>
-              <w:t>product</w:t>
-            </w:r>
-            <w:r>
-              <w:t>_id</w:t>
+              <w:t>finished_good_id</w:t>
             </w:r>
           </w:p>
         </w:tc>
@@ -4053,7 +4050,7 @@
               <w:pStyle w:val="NormalWeb"/>
             </w:pPr>
             <w:r>
-              <w:t>Tham chiếu PRODUCT ON DELETE RESTRICT (BR-INV-01, BR-INV-08)</w:t>
+              <w:t>Tham chiếu FINISHED_GOOD ON DELETE RESTRICT (BR-INV-01, BR-INV-08)</w:t>
             </w:r>
           </w:p>
         </w:tc>
@@ -4637,10 +4634,7 @@
               </w:rPr>
             </w:pPr>
             <w:r>
-              <w:t>VARCHAR(255</w:t>
-            </w:r>
-            <w:r>
-              <w:t>)</w:t>
+              <w:t>VARCHAR(255)</w:t>
             </w:r>
           </w:p>
         </w:tc>
@@ -4753,7 +4747,7 @@
           <w:sz w:val="28"/>
           <w:szCs w:val="28"/>
         </w:rPr>
-        <w:t>(warehouse_id, product_id)</w:t>
+        <w:t>(warehouse_id, finished_good_id)</w:t>
       </w:r>
     </w:p>
     <w:p>
@@ -4778,7 +4772,7 @@
           <w:sz w:val="28"/>
           <w:szCs w:val="28"/>
         </w:rPr>
-        <w:t>warehouse_id → WAREHOUSE(warehouse_id) ON DELETE RESTRICT; product_id → PRODUCT(product_id) ON DELETE RESTRICT</w:t>
+        <w:t>warehouse_id → WAREHOUSE(warehouse_id) ON DELETE RESTRICT; finished_good_id → FINISHED_GOOD(finished_good_id) ON DELETE RESTRICT</w:t>
       </w:r>
     </w:p>
     <w:p>
@@ -4803,7 +4797,7 @@
           <w:sz w:val="28"/>
           <w:szCs w:val="28"/>
         </w:rPr>
-        <w:t>Cặp (warehouse_id, product_id) đã là khóa chính nên tự động duy nhất.</w:t>
+        <w:t>Cặp (warehouse_id, finished_good_id) đã là khóa chính nên tự động duy nhất.</w:t>
       </w:r>
     </w:p>
     <w:p>
@@ -4841,10 +4835,10 @@
         <w:rPr>
           <w:rStyle w:val="Strong"/>
         </w:rPr>
-        <w:t>-Product (1) — (0,N) Inventory</w:t>
+        <w:t>-FINISHED_GOOD (1) — (0,N) Inventory</w:t>
       </w:r>
       <w:r>
-        <w:t xml:space="preserve">: một sản phẩm có thể chưa nằm ở kho nào, nhưng một dòng Inventory bắt buộc gắn đúng 1 product. </w:t>
+        <w:t xml:space="preserve">: một sản phẩm có thể chưa nằm ở kho nào, nhưng một dòng Inventory bắt buộc gắn đúng 1 finished_good. </w:t>
       </w:r>
     </w:p>
     <w:p>
